--- a/tpi/docx/009.content.docx
+++ b/tpi/docx/009.content.docx
@@ -211,18 +211,12 @@
         </w:rPr>
         <w:t xml:space="preserve">Insait long Olpela Testamen, taim God i singautim Moses, Moses i askim God long wanem nem bilong em. Orait God i tok: "Mi, mi stap." O, God i ken minim tu olsem "Mi em mi stap na mi bai stap." Long tok ples Hibru bilong Olpela Testamen, dispela ansa bilong God i saun olsem </w:t>
       </w:r>
-      <w:hyperlink r:id="rId13">
-        <w:r>
-          <w:rPr>
-            <w:lang w:val="png_PG" w:bidi="png_PG"/>
-          </w:rPr>
-          <w:rPr>
-            <w:color w:val="0000EE"/>
-            <w:u w:val="single"/>
-          </w:rPr>
-          <w:t>Yahweh</w:t>
-        </w:r>
-      </w:hyperlink>
+      <w:r>
+        <w:rPr>
+          <w:lang w:val="png_PG" w:bidi="png_PG"/>
+        </w:rPr>
+        <w:t>Yahweh</w:t>
+      </w:r>
       <w:r>
         <w:rPr>
           <w:lang w:val="png_PG" w:bidi="png_PG"/>
@@ -290,18 +284,12 @@
         </w:rPr>
         <w:t xml:space="preserve"> em i wanpela samting we ol manmeri i mekim long </w:t>
       </w:r>
-      <w:hyperlink r:id="rId14">
-        <w:r>
-          <w:rPr>
-            <w:lang w:val="png_PG" w:bidi="png_PG"/>
-          </w:rPr>
-          <w:rPr>
-            <w:color w:val="0000EE"/>
-            <w:u w:val="single"/>
-          </w:rPr>
-          <w:t>wosipim</w:t>
-        </w:r>
-      </w:hyperlink>
+      <w:r>
+        <w:rPr>
+          <w:lang w:val="png_PG" w:bidi="png_PG"/>
+        </w:rPr>
+        <w:t>wosipim</w:t>
+      </w:r>
       <w:r>
         <w:rPr>
           <w:lang w:val="png_PG" w:bidi="png_PG"/>
@@ -324,7 +312,6 @@
       </w:r>
       <w:r>
         <w:rPr>
-          <w:b/>
           <w:lang w:val="png_PG" w:bidi="png_PG"/>
         </w:rPr>
         <w:t>ol Israel</w:t>
@@ -397,18 +384,12 @@
         </w:rPr>
         <w:t xml:space="preserve">Taim </w:t>
       </w:r>
-      <w:hyperlink r:id="rId15">
-        <w:r>
-          <w:rPr>
-            <w:lang w:val="png_PG" w:bidi="png_PG"/>
-          </w:rPr>
-          <w:rPr>
-            <w:color w:val="0000EE"/>
-            <w:u w:val="single"/>
-          </w:rPr>
-          <w:t>God</w:t>
-        </w:r>
-      </w:hyperlink>
+      <w:r>
+        <w:rPr>
+          <w:lang w:val="png_PG" w:bidi="png_PG"/>
+        </w:rPr>
+        <w:t>God</w:t>
+      </w:r>
       <w:r>
         <w:rPr>
           <w:lang w:val="png_PG" w:bidi="png_PG"/>
@@ -506,7 +487,6 @@
       </w:r>
       <w:r>
         <w:rPr>
-          <w:b/>
           <w:lang w:val="png_PG" w:bidi="png_PG"/>
         </w:rPr>
         <w:t>aidol</w:t>
@@ -633,18 +613,12 @@
         </w:rPr>
         <w:t xml:space="preserve"> em i wanpela </w:t>
       </w:r>
-      <w:hyperlink r:id="rId16">
-        <w:r>
-          <w:rPr>
-            <w:lang w:val="png_PG" w:bidi="png_PG"/>
-          </w:rPr>
-          <w:rPr>
-            <w:color w:val="0000EE"/>
-            <w:u w:val="single"/>
-          </w:rPr>
-          <w:t>profet</w:t>
-        </w:r>
-      </w:hyperlink>
+      <w:r>
+        <w:rPr>
+          <w:lang w:val="png_PG" w:bidi="png_PG"/>
+        </w:rPr>
+        <w:t>profet</w:t>
+      </w:r>
       <w:r>
         <w:rPr>
           <w:lang w:val="png_PG" w:bidi="png_PG"/>
@@ -665,36 +639,24 @@
         </w:rPr>
         <w:t xml:space="preserve">Long dispela taim we Aisaia i bin stap, </w:t>
       </w:r>
-      <w:hyperlink r:id="rId17">
-        <w:r>
-          <w:rPr>
-            <w:lang w:val="png_PG" w:bidi="png_PG"/>
-          </w:rPr>
-          <w:rPr>
-            <w:color w:val="0000EE"/>
-            <w:u w:val="single"/>
-          </w:rPr>
-          <w:t>nesen</w:t>
-        </w:r>
-      </w:hyperlink>
+      <w:r>
+        <w:rPr>
+          <w:lang w:val="png_PG" w:bidi="png_PG"/>
+        </w:rPr>
+        <w:t>nesen</w:t>
+      </w:r>
       <w:r>
         <w:rPr>
           <w:lang w:val="png_PG" w:bidi="png_PG"/>
         </w:rPr>
         <w:t xml:space="preserve"> bilong </w:t>
       </w:r>
-      <w:hyperlink r:id="rId18">
-        <w:r>
-          <w:rPr>
-            <w:lang w:val="png_PG" w:bidi="png_PG"/>
-          </w:rPr>
-          <w:rPr>
-            <w:color w:val="0000EE"/>
-            <w:u w:val="single"/>
-          </w:rPr>
-          <w:t>Israel</w:t>
-        </w:r>
-      </w:hyperlink>
+      <w:r>
+        <w:rPr>
+          <w:lang w:val="png_PG" w:bidi="png_PG"/>
+        </w:rPr>
+        <w:t>Israel</w:t>
+      </w:r>
       <w:r>
         <w:rPr>
           <w:lang w:val="png_PG" w:bidi="png_PG"/>
@@ -709,7 +671,6 @@
       </w:r>
       <w:r>
         <w:rPr>
-          <w:b/>
           <w:lang w:val="png_PG" w:bidi="png_PG"/>
         </w:rPr>
         <w:t>wosipim</w:t>
@@ -720,18 +681,12 @@
         </w:rPr>
         <w:t xml:space="preserve"> ol giaman </w:t>
       </w:r>
-      <w:hyperlink r:id="rId19">
-        <w:r>
-          <w:rPr>
-            <w:lang w:val="png_PG" w:bidi="png_PG"/>
-          </w:rPr>
-          <w:rPr>
-            <w:color w:val="0000EE"/>
-            <w:u w:val="single"/>
-          </w:rPr>
-          <w:t>god</w:t>
-        </w:r>
-      </w:hyperlink>
+      <w:r>
+        <w:rPr>
+          <w:lang w:val="png_PG" w:bidi="png_PG"/>
+        </w:rPr>
+        <w:t>god</w:t>
+      </w:r>
       <w:r>
         <w:rPr>
           <w:lang w:val="png_PG" w:bidi="png_PG"/>
@@ -740,7 +695,6 @@
       </w:r>
       <w:r>
         <w:rPr>
-          <w:b/>
           <w:lang w:val="png_PG" w:bidi="png_PG"/>
         </w:rPr>
         <w:t>ripent o tanim bel</w:t>
@@ -808,7 +762,6 @@
       </w:r>
       <w:r>
         <w:rPr>
-          <w:b/>
           <w:lang w:val="png_PG" w:bidi="png_PG"/>
         </w:rPr>
         <w:t>ol Israel</w:t>
@@ -819,18 +772,12 @@
         </w:rPr>
         <w:t xml:space="preserve"> i bin stap long en. Dispela nem em i kam long tumbuna pikinini man bilong </w:t>
       </w:r>
-      <w:hyperlink r:id="rId20">
-        <w:r>
-          <w:rPr>
-            <w:lang w:val="png_PG" w:bidi="png_PG"/>
-          </w:rPr>
-          <w:rPr>
-            <w:color w:val="0000EE"/>
-            <w:u w:val="single"/>
-          </w:rPr>
-          <w:t>Abraham</w:t>
-        </w:r>
-      </w:hyperlink>
+      <w:r>
+        <w:rPr>
+          <w:lang w:val="png_PG" w:bidi="png_PG"/>
+        </w:rPr>
+        <w:t>Abraham</w:t>
+      </w:r>
       <w:r>
         <w:rPr>
           <w:lang w:val="png_PG" w:bidi="png_PG"/>
@@ -839,7 +786,6 @@
       </w:r>
       <w:r>
         <w:rPr>
-          <w:b/>
           <w:lang w:val="png_PG" w:bidi="png_PG"/>
         </w:rPr>
         <w:t>lain tumbuna</w:t>
@@ -866,7 +812,6 @@
       </w:r>
       <w:r>
         <w:rPr>
-          <w:b/>
           <w:lang w:val="png_PG" w:bidi="png_PG"/>
         </w:rPr>
         <w:t>Judah</w:t>
@@ -949,7 +894,6 @@
       </w:r>
       <w:r>
         <w:rPr>
-          <w:b/>
           <w:lang w:val="png_PG" w:bidi="png_PG"/>
         </w:rPr>
         <w:t>ol Ju o Juda</w:t>
@@ -1017,7 +961,6 @@
       </w:r>
       <w:r>
         <w:rPr>
-          <w:b/>
           <w:lang w:val="png_PG" w:bidi="png_PG"/>
         </w:rPr>
         <w:t>ol lain tumbuna</w:t>
@@ -1028,72 +971,48 @@
         </w:rPr>
         <w:t xml:space="preserve"> bilong Jekob. </w:t>
       </w:r>
-      <w:hyperlink r:id="rId20">
-        <w:r>
-          <w:rPr>
-            <w:lang w:val="png_PG" w:bidi="png_PG"/>
-          </w:rPr>
-          <w:rPr>
-            <w:color w:val="0000EE"/>
-            <w:u w:val="single"/>
-          </w:rPr>
-          <w:t>Abraham</w:t>
-        </w:r>
-      </w:hyperlink>
+      <w:r>
+        <w:rPr>
+          <w:lang w:val="png_PG" w:bidi="png_PG"/>
+        </w:rPr>
+        <w:t>Abraham</w:t>
+      </w:r>
       <w:r>
         <w:rPr>
           <w:lang w:val="png_PG" w:bidi="png_PG"/>
         </w:rPr>
         <w:t xml:space="preserve">, tumbuna papa bilong Jekob, em i wanpela man husat i bin stap 2000 yia bipo long Jisas i bon. Taim Abraham i bin gat 75 krismas, God i toktok long em. God i tokim em long lusim as ples bilong em, na go long wanpela ples we God bai soim long em. God i tok olsem em bai blesim Abraham, na em bai mekim wanpela bikpela </w:t>
       </w:r>
-      <w:hyperlink r:id="rId17">
-        <w:r>
-          <w:rPr>
-            <w:lang w:val="png_PG" w:bidi="png_PG"/>
-          </w:rPr>
-          <w:rPr>
-            <w:color w:val="0000EE"/>
-            <w:u w:val="single"/>
-          </w:rPr>
-          <w:t>nesen</w:t>
-        </w:r>
-      </w:hyperlink>
+      <w:r>
+        <w:rPr>
+          <w:lang w:val="png_PG" w:bidi="png_PG"/>
+        </w:rPr>
+        <w:t>nesen</w:t>
+      </w:r>
       <w:r>
         <w:rPr>
           <w:lang w:val="png_PG" w:bidi="png_PG"/>
         </w:rPr>
         <w:t xml:space="preserve"> o lain manmeri i kamap long Abraham, na God bai yusim Abraham long </w:t>
       </w:r>
-      <w:hyperlink r:id="rId21">
-        <w:r>
-          <w:rPr>
-            <w:lang w:val="png_PG" w:bidi="png_PG"/>
-          </w:rPr>
-          <w:rPr>
-            <w:color w:val="0000EE"/>
-            <w:u w:val="single"/>
-          </w:rPr>
-          <w:t>blesim</w:t>
-        </w:r>
-      </w:hyperlink>
+      <w:r>
+        <w:rPr>
+          <w:lang w:val="png_PG" w:bidi="png_PG"/>
+        </w:rPr>
+        <w:t>blesim</w:t>
+      </w:r>
       <w:r>
         <w:rPr>
           <w:lang w:val="png_PG" w:bidi="png_PG"/>
         </w:rPr>
         <w:t xml:space="preserve"> olgeta lain manmeri long olgeta hap bilong God. Abraham i harim na bihainim tok bilong God na God i lidim em i go long rijen o eria we ol i kolim </w:t>
       </w:r>
-      <w:hyperlink r:id="rId22">
-        <w:r>
-          <w:rPr>
-            <w:lang w:val="png_PG" w:bidi="png_PG"/>
-          </w:rPr>
-          <w:rPr>
-            <w:color w:val="0000EE"/>
-            <w:u w:val="single"/>
-          </w:rPr>
-          <w:t>Kenan</w:t>
-        </w:r>
-      </w:hyperlink>
+      <w:r>
+        <w:rPr>
+          <w:lang w:val="png_PG" w:bidi="png_PG"/>
+        </w:rPr>
+        <w:t>Kenan</w:t>
+      </w:r>
       <w:r>
         <w:rPr>
           <w:lang w:val="png_PG" w:bidi="png_PG"/>
@@ -1128,18 +1047,12 @@
         </w:rPr>
         <w:t xml:space="preserve">Bikos God i bin mekim wanpela promis long Abraham, na bihain long Aisak na Jekob, olsem ol Israel em ol spesel manmeri bilong God. God i bin mekim wanpela </w:t>
       </w:r>
-      <w:hyperlink r:id="rId23">
-        <w:r>
-          <w:rPr>
-            <w:lang w:val="png_PG" w:bidi="png_PG"/>
-          </w:rPr>
-          <w:rPr>
-            <w:color w:val="0000EE"/>
-            <w:u w:val="single"/>
-          </w:rPr>
-          <w:t>kavanen</w:t>
-        </w:r>
-      </w:hyperlink>
+      <w:r>
+        <w:rPr>
+          <w:lang w:val="png_PG" w:bidi="png_PG"/>
+        </w:rPr>
+        <w:t>kavanen</w:t>
+      </w:r>
       <w:r>
         <w:rPr>
           <w:lang w:val="png_PG" w:bidi="png_PG"/>
@@ -1148,7 +1061,6 @@
       </w:r>
       <w:r>
         <w:rPr>
-          <w:b/>
           <w:lang w:val="png_PG" w:bidi="png_PG"/>
         </w:rPr>
         <w:t>ol komanmen</w:t>
@@ -1173,54 +1085,36 @@
         </w:rPr>
         <w:t xml:space="preserve">Dispela graun we ol Israel i bin stap long en em ol i bin kolim </w:t>
       </w:r>
-      <w:hyperlink r:id="rId18">
-        <w:r>
-          <w:rPr>
-            <w:lang w:val="png_PG" w:bidi="png_PG"/>
-          </w:rPr>
-          <w:rPr>
-            <w:color w:val="0000EE"/>
-            <w:u w:val="single"/>
-          </w:rPr>
-          <w:t>Israel</w:t>
-        </w:r>
-      </w:hyperlink>
+      <w:r>
+        <w:rPr>
+          <w:lang w:val="png_PG" w:bidi="png_PG"/>
+        </w:rPr>
+        <w:t>Israel</w:t>
+      </w:r>
       <w:r>
         <w:rPr>
           <w:lang w:val="png_PG" w:bidi="png_PG"/>
         </w:rPr>
         <w:t xml:space="preserve">. Dispela graun em ol i divaidim o brukim namel long ol kainkain traib bilong Israel. Pastaim, ol manmeri we ol i kolim ol olsem "ol jas" i bin rulim o bosim ol Israel. Taim ol manmeri i bin askim God long givim ol wanpela </w:t>
       </w:r>
-      <w:hyperlink r:id="rId24">
-        <w:r>
-          <w:rPr>
-            <w:lang w:val="png_PG" w:bidi="png_PG"/>
-          </w:rPr>
-          <w:rPr>
-            <w:color w:val="0000EE"/>
-            <w:u w:val="single"/>
-          </w:rPr>
-          <w:t>king</w:t>
-        </w:r>
-      </w:hyperlink>
+      <w:r>
+        <w:rPr>
+          <w:lang w:val="png_PG" w:bidi="png_PG"/>
+        </w:rPr>
+        <w:t>king</w:t>
+      </w:r>
       <w:r>
         <w:rPr>
           <w:lang w:val="png_PG" w:bidi="png_PG"/>
         </w:rPr>
         <w:t xml:space="preserve">, God i bin makim wanpela king long bosim ol. Pastaim olgeta samting i go gut, aninit long rul o wok lida bilong king </w:t>
       </w:r>
-      <w:hyperlink r:id="rId25">
-        <w:r>
-          <w:rPr>
-            <w:lang w:val="png_PG" w:bidi="png_PG"/>
-          </w:rPr>
-          <w:rPr>
-            <w:color w:val="0000EE"/>
-            <w:u w:val="single"/>
-          </w:rPr>
-          <w:t>Devit</w:t>
-        </w:r>
-      </w:hyperlink>
+      <w:r>
+        <w:rPr>
+          <w:lang w:val="png_PG" w:bidi="png_PG"/>
+        </w:rPr>
+        <w:t>Devit</w:t>
+      </w:r>
       <w:r>
         <w:rPr>
           <w:lang w:val="png_PG" w:bidi="png_PG"/>
@@ -1243,7 +1137,6 @@
       </w:r>
       <w:r>
         <w:rPr>
-          <w:b/>
           <w:lang w:val="png_PG" w:bidi="png_PG"/>
         </w:rPr>
         <w:t>Judah</w:t>
@@ -1254,18 +1147,12 @@
         </w:rPr>
         <w:t xml:space="preserve">. Ol i kolim em olsem Juda bikos traib bilong Juda em i bin wanpela bilong tupela bikpela traib we i bung wantaim na kamapim dispela sauten </w:t>
       </w:r>
-      <w:hyperlink r:id="rId26">
-        <w:r>
-          <w:rPr>
-            <w:lang w:val="png_PG" w:bidi="png_PG"/>
-          </w:rPr>
-          <w:rPr>
-            <w:color w:val="0000EE"/>
-            <w:u w:val="single"/>
-          </w:rPr>
-          <w:t>kingdom</w:t>
-        </w:r>
-      </w:hyperlink>
+      <w:r>
+        <w:rPr>
+          <w:lang w:val="png_PG" w:bidi="png_PG"/>
+        </w:rPr>
+        <w:t>kingdom</w:t>
+      </w:r>
       <w:r>
         <w:rPr>
           <w:lang w:val="png_PG" w:bidi="png_PG"/>
@@ -1286,18 +1173,12 @@
         </w:rPr>
         <w:t xml:space="preserve">Wanwan pat i bin gat king bilong ol yet. </w:t>
       </w:r>
-      <w:hyperlink r:id="rId17">
-        <w:r>
-          <w:rPr>
-            <w:lang w:val="png_PG" w:bidi="png_PG"/>
-          </w:rPr>
-          <w:rPr>
-            <w:color w:val="0000EE"/>
-            <w:u w:val="single"/>
-          </w:rPr>
-          <w:t>Nesen</w:t>
-        </w:r>
-      </w:hyperlink>
+      <w:r>
+        <w:rPr>
+          <w:lang w:val="png_PG" w:bidi="png_PG"/>
+        </w:rPr>
+        <w:t>Nesen</w:t>
+      </w:r>
       <w:r>
         <w:rPr>
           <w:lang w:val="png_PG" w:bidi="png_PG"/>
@@ -1318,18 +1199,12 @@
         </w:rPr>
         <w:t xml:space="preserve">Kingdom bilong Juda i stap longpela taim liklik, tasol bihain long sampela yia, God i panisim ol tu long sakim tok. Wanpela narapela kantri, ol Babilon, i bin kam na bagarapim siti </w:t>
       </w:r>
-      <w:hyperlink r:id="rId27">
-        <w:r>
-          <w:rPr>
-            <w:lang w:val="png_PG" w:bidi="png_PG"/>
-          </w:rPr>
-          <w:rPr>
-            <w:color w:val="0000EE"/>
-            <w:u w:val="single"/>
-          </w:rPr>
-          <w:t>Jerusalem</w:t>
-        </w:r>
-      </w:hyperlink>
+      <w:r>
+        <w:rPr>
+          <w:lang w:val="png_PG" w:bidi="png_PG"/>
+        </w:rPr>
+        <w:t>Jerusalem</w:t>
+      </w:r>
       <w:r>
         <w:rPr>
           <w:lang w:val="png_PG" w:bidi="png_PG"/>
@@ -1338,7 +1213,6 @@
       </w:r>
       <w:r>
         <w:rPr>
-          <w:b/>
           <w:lang w:val="png_PG" w:bidi="png_PG"/>
         </w:rPr>
         <w:t>Ju o Judalain</w:t>
@@ -1349,72 +1223,48 @@
         </w:rPr>
         <w:t xml:space="preserve">, we i min olsem "ol manmeri bilong Juda." Bihain, God i larim ol Ju i go bek long Juda, we ol i bildim gen siti Jerusalem na </w:t>
       </w:r>
-      <w:hyperlink r:id="rId28">
-        <w:r>
-          <w:rPr>
-            <w:lang w:val="png_PG" w:bidi="png_PG"/>
-          </w:rPr>
-          <w:rPr>
-            <w:color w:val="0000EE"/>
-            <w:u w:val="single"/>
-          </w:rPr>
-          <w:t>tempel</w:t>
-        </w:r>
-      </w:hyperlink>
+      <w:r>
+        <w:rPr>
+          <w:lang w:val="png_PG" w:bidi="png_PG"/>
+        </w:rPr>
+        <w:t>tempel</w:t>
+      </w:r>
       <w:r>
         <w:rPr>
           <w:lang w:val="png_PG" w:bidi="png_PG"/>
         </w:rPr>
         <w:t xml:space="preserve">. Tasol Juda bai no inap kamap wanpela indipenden kingdom gen. Long taim bilong Nupela Testamen, wanpela narapela nesen nem bilong em Rom i bin rulim o bosim dispela eria we i bin Israel bipo. Dispela hap we i bin sauten kingdom bilong Juda, em nau ol i kolim olsem </w:t>
       </w:r>
-      <w:hyperlink r:id="rId29">
-        <w:r>
-          <w:rPr>
-            <w:lang w:val="png_PG" w:bidi="png_PG"/>
-          </w:rPr>
-          <w:rPr>
-            <w:color w:val="0000EE"/>
-            <w:u w:val="single"/>
-          </w:rPr>
-          <w:t>Judea</w:t>
-        </w:r>
-      </w:hyperlink>
+      <w:r>
+        <w:rPr>
+          <w:lang w:val="png_PG" w:bidi="png_PG"/>
+        </w:rPr>
+        <w:t>Judea</w:t>
+      </w:r>
       <w:r>
         <w:rPr>
           <w:lang w:val="png_PG" w:bidi="png_PG"/>
         </w:rPr>
         <w:t xml:space="preserve">, wanpela provins bilong Rom. Dispela hap we i bin noten kingdom bilong Israel, em nau ol i kamap olsem ol provins </w:t>
       </w:r>
-      <w:hyperlink r:id="rId30">
-        <w:r>
-          <w:rPr>
-            <w:lang w:val="png_PG" w:bidi="png_PG"/>
-          </w:rPr>
-          <w:rPr>
-            <w:color w:val="0000EE"/>
-            <w:u w:val="single"/>
-          </w:rPr>
-          <w:t>Samaria</w:t>
-        </w:r>
-      </w:hyperlink>
+      <w:r>
+        <w:rPr>
+          <w:lang w:val="png_PG" w:bidi="png_PG"/>
+        </w:rPr>
+        <w:t>Samaria</w:t>
+      </w:r>
       <w:r>
         <w:rPr>
           <w:lang w:val="png_PG" w:bidi="png_PG"/>
         </w:rPr>
         <w:t xml:space="preserve"> na </w:t>
       </w:r>
-      <w:hyperlink r:id="rId31">
-        <w:r>
-          <w:rPr>
-            <w:lang w:val="png_PG" w:bidi="png_PG"/>
-          </w:rPr>
-          <w:rPr>
-            <w:color w:val="0000EE"/>
-            <w:u w:val="single"/>
-          </w:rPr>
-          <w:t>Galili</w:t>
-        </w:r>
-      </w:hyperlink>
+      <w:r>
+        <w:rPr>
+          <w:lang w:val="png_PG" w:bidi="png_PG"/>
+        </w:rPr>
+        <w:t>Galili</w:t>
+      </w:r>
       <w:r>
         <w:rPr>
           <w:lang w:val="png_PG" w:bidi="png_PG"/>
